--- a/docs/research/mvp/final/v04-client/helix-core-rust.docx
+++ b/docs/research/mvp/final/v04-client/helix-core-rust.docx
@@ -10,7 +10,7 @@
         <w:t xml:space="preserve">helix-core (Rust client/connector core)</w:t>
       </w:r>
     </w:p>
-    <w:bookmarkStart w:id="66" w:name="helix-core-rust-clientconnector-core"/>
+    <w:bookmarkStart w:id="87" w:name="helix-core-rust-clientconnector-core"/>
     <w:p>
       <w:pPr>
         <w:pStyle w:val="Heading1"/>
@@ -1184,7 +1184,7 @@
       </w:r>
     </w:p>
     <w:bookmarkEnd w:id="11"/>
-    <w:bookmarkStart w:id="15" w:name="Xd6e7337783dd4e9abdf492237982c97d2ec5de2"/>
+    <w:bookmarkStart w:id="18" w:name="Xd6e7337783dd4e9abdf492237982c97d2ec5de2"/>
     <w:p>
       <w:pPr>
         <w:pStyle w:val="Heading2"/>
@@ -2267,7 +2267,7 @@
       </w:r>
     </w:p>
     <w:bookmarkEnd w:id="13"/>
-    <w:bookmarkStart w:id="14" w:name="Xbede6fc0ae8e19ac58c7fd525d530e9151a772f"/>
+    <w:bookmarkStart w:id="17" w:name="Xbede6fc0ae8e19ac58c7fd525d530e9151a772f"/>
     <w:p>
       <w:pPr>
         <w:pStyle w:val="Heading3"/>
@@ -2803,11 +2803,46 @@
         <w:pStyle w:val="BodyText"/>
       </w:pPr>
       <w:r>
-        <w:rPr>
-          <w:b/>
-          <w:bCs/>
-        </w:rPr>
-        <w:t xml:space="preserve">[MERMAID RENDER FAILED — block #1]</w:t>
+        <w:drawing>
+          <wp:inline>
+            <wp:extent cx="5334000" cy="2517321"/>
+            <wp:effectExtent b="0" l="0" r="0" t="0"/>
+            <wp:docPr descr="diagram" title="" id="15" name="Picture"/>
+            <a:graphic>
+              <a:graphicData uri="http://schemas.openxmlformats.org/drawingml/2006/picture">
+                <pic:pic>
+                  <pic:nvPicPr>
+                    <pic:cNvPr descr="/tmp/.private/milosvasic/tmp.6QAsxopCo9/img/diagram_001_c6c610d19d8f.png" id="16" name="Picture"/>
+                    <pic:cNvPicPr>
+                      <a:picLocks noChangeArrowheads="1" noChangeAspect="1"/>
+                    </pic:cNvPicPr>
+                  </pic:nvPicPr>
+                  <pic:blipFill>
+                    <a:blip r:embed="rId14"/>
+                    <a:stretch>
+                      <a:fillRect/>
+                    </a:stretch>
+                  </pic:blipFill>
+                  <pic:spPr bwMode="auto">
+                    <a:xfrm>
+                      <a:off x="0" y="0"/>
+                      <a:ext cx="5334000" cy="2517321"/>
+                    </a:xfrm>
+                    <a:prstGeom prst="rect">
+                      <a:avLst/>
+                    </a:prstGeom>
+                    <a:noFill/>
+                    <a:ln w="9525">
+                      <a:noFill/>
+                      <a:headEnd/>
+                      <a:tailEnd/>
+                    </a:ln>
+                  </pic:spPr>
+                </pic:pic>
+              </a:graphicData>
+            </a:graphic>
+          </wp:inline>
+        </w:drawing>
       </w:r>
     </w:p>
     <w:p>
@@ -2817,9 +2852,9 @@
         </w:pict>
       </w:r>
     </w:p>
-    <w:bookmarkEnd w:id="14"/>
-    <w:bookmarkEnd w:id="15"/>
-    <w:bookmarkStart w:id="18" w:name="Xba96c8709a523f28d849d991002bffd4972c2b3"/>
+    <w:bookmarkEnd w:id="17"/>
+    <w:bookmarkEnd w:id="18"/>
+    <w:bookmarkStart w:id="24" w:name="Xba96c8709a523f28d849d991002bffd4972c2b3"/>
     <w:p>
       <w:pPr>
         <w:pStyle w:val="Heading2"/>
@@ -3070,7 +3105,7 @@
         <w:t xml:space="preserve">    └── helixd.rs                   # the daemon: --mode={client|connector}, no Flutter (§9)</w:t>
       </w:r>
     </w:p>
-    <w:bookmarkStart w:id="16" w:name="X8f006653a6796eb03a87edfb83b9e02a1e06d95"/>
+    <w:bookmarkStart w:id="22" w:name="X8f006653a6796eb03a87edfb83b9e02a1e06d95"/>
     <w:p>
       <w:pPr>
         <w:pStyle w:val="Heading3"/>
@@ -3084,11 +3119,46 @@
         <w:pStyle w:val="FirstParagraph"/>
       </w:pPr>
       <w:r>
-        <w:rPr>
-          <w:b/>
-          <w:bCs/>
-        </w:rPr>
-        <w:t xml:space="preserve">[MERMAID RENDER FAILED — block #2]</w:t>
+        <w:drawing>
+          <wp:inline>
+            <wp:extent cx="5334000" cy="3260424"/>
+            <wp:effectExtent b="0" l="0" r="0" t="0"/>
+            <wp:docPr descr="diagram" title="" id="20" name="Picture"/>
+            <a:graphic>
+              <a:graphicData uri="http://schemas.openxmlformats.org/drawingml/2006/picture">
+                <pic:pic>
+                  <pic:nvPicPr>
+                    <pic:cNvPr descr="/tmp/.private/milosvasic/tmp.6QAsxopCo9/img/diagram_002_40dcd219ba2b.png" id="21" name="Picture"/>
+                    <pic:cNvPicPr>
+                      <a:picLocks noChangeArrowheads="1" noChangeAspect="1"/>
+                    </pic:cNvPicPr>
+                  </pic:nvPicPr>
+                  <pic:blipFill>
+                    <a:blip r:embed="rId19"/>
+                    <a:stretch>
+                      <a:fillRect/>
+                    </a:stretch>
+                  </pic:blipFill>
+                  <pic:spPr bwMode="auto">
+                    <a:xfrm>
+                      <a:off x="0" y="0"/>
+                      <a:ext cx="5334000" cy="3260424"/>
+                    </a:xfrm>
+                    <a:prstGeom prst="rect">
+                      <a:avLst/>
+                    </a:prstGeom>
+                    <a:noFill/>
+                    <a:ln w="9525">
+                      <a:noFill/>
+                      <a:headEnd/>
+                      <a:tailEnd/>
+                    </a:ln>
+                  </pic:spPr>
+                </pic:pic>
+              </a:graphicData>
+            </a:graphic>
+          </wp:inline>
+        </w:drawing>
       </w:r>
     </w:p>
     <w:p>
@@ -3296,8 +3366,8 @@
         <w:t xml:space="preserve">compiled into the lean MVP staticlib [doc 01 §9].</w:t>
       </w:r>
     </w:p>
-    <w:bookmarkEnd w:id="16"/>
-    <w:bookmarkStart w:id="17" w:name="Xc85029c1b5fe91942b27945c4d0953012866189"/>
+    <w:bookmarkEnd w:id="22"/>
+    <w:bookmarkStart w:id="23" w:name="Xc85029c1b5fe91942b27945c4d0953012866189"/>
     <w:p>
       <w:pPr>
         <w:pStyle w:val="Heading3"/>
@@ -4062,9 +4132,9 @@
         </w:pict>
       </w:r>
     </w:p>
-    <w:bookmarkEnd w:id="17"/>
-    <w:bookmarkEnd w:id="18"/>
-    <w:bookmarkStart w:id="20" w:name="X6655270c72b25fed5532ac189006185384e7451"/>
+    <w:bookmarkEnd w:id="23"/>
+    <w:bookmarkEnd w:id="24"/>
+    <w:bookmarkStart w:id="26" w:name="X6655270c72b25fed5532ac189006185384e7451"/>
     <w:p>
       <w:pPr>
         <w:pStyle w:val="Heading2"/>
@@ -5115,7 +5185,7 @@
         <w:t xml:space="preserve">[research-flutter_ffi §1 caveat].</w:t>
       </w:r>
     </w:p>
-    <w:bookmarkStart w:id="19" w:name="X8d60de6ea51c5caff2b0fca22c03c7ced6f14c7"/>
+    <w:bookmarkStart w:id="25" w:name="X8d60de6ea51c5caff2b0fca22c03c7ced6f14c7"/>
     <w:p>
       <w:pPr>
         <w:pStyle w:val="Heading3"/>
@@ -5385,9 +5455,9 @@
         </w:pict>
       </w:r>
     </w:p>
-    <w:bookmarkEnd w:id="19"/>
-    <w:bookmarkEnd w:id="20"/>
-    <w:bookmarkStart w:id="26" w:name="Xadd79288d637f4b49f8d6f3667608acb42baeac"/>
+    <w:bookmarkEnd w:id="25"/>
+    <w:bookmarkEnd w:id="26"/>
+    <w:bookmarkStart w:id="35" w:name="Xadd79288d637f4b49f8d6f3667608acb42baeac"/>
     <w:p>
       <w:pPr>
         <w:pStyle w:val="Heading2"/>
@@ -5456,7 +5526,7 @@
         <w:t xml:space="preserve">(bounded buffers, no per-flow growth).</w:t>
       </w:r>
     </w:p>
-    <w:bookmarkStart w:id="21" w:name="Xbeea4447964c44d7822eb1736c0b368873e511b"/>
+    <w:bookmarkStart w:id="27" w:name="Xbeea4447964c44d7822eb1736c0b368873e511b"/>
     <w:p>
       <w:pPr>
         <w:pStyle w:val="Heading3"/>
@@ -6495,8 +6565,8 @@
         <w:t xml:space="preserve">crash surface.</w:t>
       </w:r>
     </w:p>
-    <w:bookmarkEnd w:id="21"/>
-    <w:bookmarkStart w:id="22" w:name="Xc20049ee0aef1faa202a1f9255cd0f739b51364"/>
+    <w:bookmarkEnd w:id="27"/>
+    <w:bookmarkStart w:id="28" w:name="Xc20049ee0aef1faa202a1f9255cd0f739b51364"/>
     <w:p>
       <w:pPr>
         <w:pStyle w:val="Heading3"/>
@@ -6690,8 +6760,8 @@
         <w:t xml:space="preserve">[research-ios_android §2].</w:t>
       </w:r>
     </w:p>
-    <w:bookmarkEnd w:id="22"/>
-    <w:bookmarkStart w:id="23" w:name="Xfbaf66b7d53691f30b7d10cd3e108bc5d34d77c"/>
+    <w:bookmarkEnd w:id="28"/>
+    <w:bookmarkStart w:id="32" w:name="Xfbaf66b7d53691f30b7d10cd3e108bc5d34d77c"/>
     <w:p>
       <w:pPr>
         <w:pStyle w:val="Heading3"/>
@@ -6705,11 +6775,46 @@
         <w:pStyle w:val="FirstParagraph"/>
       </w:pPr>
       <w:r>
-        <w:rPr>
-          <w:b/>
-          <w:bCs/>
-        </w:rPr>
-        <w:t xml:space="preserve">[MERMAID RENDER FAILED — block #3]</w:t>
+        <w:drawing>
+          <wp:inline>
+            <wp:extent cx="5334000" cy="2265589"/>
+            <wp:effectExtent b="0" l="0" r="0" t="0"/>
+            <wp:docPr descr="diagram" title="" id="30" name="Picture"/>
+            <a:graphic>
+              <a:graphicData uri="http://schemas.openxmlformats.org/drawingml/2006/picture">
+                <pic:pic>
+                  <pic:nvPicPr>
+                    <pic:cNvPr descr="/tmp/.private/milosvasic/tmp.6QAsxopCo9/img/diagram_003_10bba5597f51.png" id="31" name="Picture"/>
+                    <pic:cNvPicPr>
+                      <a:picLocks noChangeArrowheads="1" noChangeAspect="1"/>
+                    </pic:cNvPicPr>
+                  </pic:nvPicPr>
+                  <pic:blipFill>
+                    <a:blip r:embed="rId29"/>
+                    <a:stretch>
+                      <a:fillRect/>
+                    </a:stretch>
+                  </pic:blipFill>
+                  <pic:spPr bwMode="auto">
+                    <a:xfrm>
+                      <a:off x="0" y="0"/>
+                      <a:ext cx="5334000" cy="2265589"/>
+                    </a:xfrm>
+                    <a:prstGeom prst="rect">
+                      <a:avLst/>
+                    </a:prstGeom>
+                    <a:noFill/>
+                    <a:ln w="9525">
+                      <a:noFill/>
+                      <a:headEnd/>
+                      <a:tailEnd/>
+                    </a:ln>
+                  </pic:spPr>
+                </pic:pic>
+              </a:graphicData>
+            </a:graphic>
+          </wp:inline>
+        </w:drawing>
       </w:r>
     </w:p>
     <w:tbl>
@@ -7337,8 +7442,8 @@
         <w:t xml:space="preserve">negotiation lives in the app via app-extension IPC.</w:t>
       </w:r>
     </w:p>
-    <w:bookmarkEnd w:id="23"/>
-    <w:bookmarkStart w:id="24" w:name="Xba8118603d2d035f189c4592d276ef556c23f3b"/>
+    <w:bookmarkEnd w:id="32"/>
+    <w:bookmarkStart w:id="33" w:name="Xba8118603d2d035f189c4592d276ef556c23f3b"/>
     <w:p>
       <w:pPr>
         <w:pStyle w:val="Heading3"/>
@@ -7443,8 +7548,8 @@
         <w:t xml:space="preserve">gated on iOS.</w:t>
       </w:r>
     </w:p>
-    <w:bookmarkEnd w:id="24"/>
-    <w:bookmarkStart w:id="25" w:name="Xb60d137152cf7a3c6852d95c5a452d3dfa13e53"/>
+    <w:bookmarkEnd w:id="33"/>
+    <w:bookmarkStart w:id="34" w:name="Xb60d137152cf7a3c6852d95c5a452d3dfa13e53"/>
     <w:p>
       <w:pPr>
         <w:pStyle w:val="Heading3"/>
@@ -7630,9 +7735,9 @@
         </w:pict>
       </w:r>
     </w:p>
-    <w:bookmarkEnd w:id="25"/>
-    <w:bookmarkEnd w:id="26"/>
-    <w:bookmarkStart w:id="30" w:name="Xc97cdcff63dc940cfe052211ca56b2ffeb54527"/>
+    <w:bookmarkEnd w:id="34"/>
+    <w:bookmarkEnd w:id="35"/>
+    <w:bookmarkStart w:id="39" w:name="Xc97cdcff63dc940cfe052211ca56b2ffeb54527"/>
     <w:p>
       <w:pPr>
         <w:pStyle w:val="Heading2"/>
@@ -7786,7 +7891,7 @@
         <w:t xml:space="preserve">the §5 projection.</w:t>
       </w:r>
     </w:p>
-    <w:bookmarkStart w:id="27" w:name="X2e1b10538b2aa814ae92d3093a9d39671a23c54"/>
+    <w:bookmarkStart w:id="36" w:name="X2e1b10538b2aa814ae92d3093a9d39671a23c54"/>
     <w:p>
       <w:pPr>
         <w:pStyle w:val="Heading3"/>
@@ -9608,8 +9713,8 @@
         <w:t xml:space="preserve">.</w:t>
       </w:r>
     </w:p>
-    <w:bookmarkEnd w:id="27"/>
-    <w:bookmarkStart w:id="28" w:name="X6ae9648dc75784edc713b31c27f67feb7a53479"/>
+    <w:bookmarkEnd w:id="36"/>
+    <w:bookmarkStart w:id="37" w:name="X6ae9648dc75784edc713b31c27f67feb7a53479"/>
     <w:p>
       <w:pPr>
         <w:pStyle w:val="Heading3"/>
@@ -10961,8 +11066,8 @@
         <w:t xml:space="preserve">}</w:t>
       </w:r>
     </w:p>
-    <w:bookmarkEnd w:id="28"/>
-    <w:bookmarkStart w:id="29" w:name="X4841747597c89b65b769fcc76b5765689a1e586"/>
+    <w:bookmarkEnd w:id="37"/>
+    <w:bookmarkStart w:id="38" w:name="X4841747597c89b65b769fcc76b5765689a1e586"/>
     <w:p>
       <w:pPr>
         <w:pStyle w:val="Heading3"/>
@@ -11402,9 +11507,9 @@
         </w:pict>
       </w:r>
     </w:p>
-    <w:bookmarkEnd w:id="29"/>
-    <w:bookmarkEnd w:id="30"/>
-    <w:bookmarkStart w:id="36" w:name="Xd72841bd918a58a99ed4d045fd4c6b653418a8b"/>
+    <w:bookmarkEnd w:id="38"/>
+    <w:bookmarkEnd w:id="39"/>
+    <w:bookmarkStart w:id="45" w:name="Xd72841bd918a58a99ed4d045fd4c6b653418a8b"/>
     <w:p>
       <w:pPr>
         <w:pStyle w:val="Heading2"/>
@@ -12352,7 +12457,7 @@
         <w:t xml:space="preserve">}</w:t>
       </w:r>
     </w:p>
-    <w:bookmarkStart w:id="31" w:name="X00089b4d6e56dc54a565b364767133c8d060db4"/>
+    <w:bookmarkStart w:id="40" w:name="X00089b4d6e56dc54a565b364767133c8d060db4"/>
     <w:p>
       <w:pPr>
         <w:pStyle w:val="Heading3"/>
@@ -12994,8 +13099,8 @@
         <w:t xml:space="preserve">or an explicit DNS/leak probe firing — never inferred from prose.</w:t>
       </w:r>
     </w:p>
-    <w:bookmarkEnd w:id="31"/>
-    <w:bookmarkStart w:id="32" w:name="X3da3fe77ae5cb9c6e527350a19ad525aebfc4ef"/>
+    <w:bookmarkEnd w:id="40"/>
+    <w:bookmarkStart w:id="41" w:name="X3da3fe77ae5cb9c6e527350a19ad525aebfc4ef"/>
     <w:p>
       <w:pPr>
         <w:pStyle w:val="Heading3"/>
@@ -13797,8 +13902,8 @@
         <w:t xml:space="preserve">[research-flutter_ffi §6].</w:t>
       </w:r>
     </w:p>
-    <w:bookmarkEnd w:id="32"/>
-    <w:bookmarkStart w:id="33" w:name="X5060063c9cdfeb6b262e86dd597bba630ba6f93"/>
+    <w:bookmarkEnd w:id="41"/>
+    <w:bookmarkStart w:id="42" w:name="X5060063c9cdfeb6b262e86dd597bba630ba6f93"/>
     <w:p>
       <w:pPr>
         <w:pStyle w:val="Heading3"/>
@@ -13851,8 +13956,8 @@
         <w:t xml:space="preserve">64-slot broadcast ring [v02-orch §4.2] never lags unless a receiver is wedged.</w:t>
       </w:r>
     </w:p>
-    <w:bookmarkEnd w:id="33"/>
-    <w:bookmarkStart w:id="34" w:name="Xee36857ba3ddd45a4f10750112971fa27b5cb0e"/>
+    <w:bookmarkEnd w:id="42"/>
+    <w:bookmarkStart w:id="43" w:name="Xee36857ba3ddd45a4f10750112971fa27b5cb0e"/>
     <w:p>
       <w:pPr>
         <w:pStyle w:val="Heading3"/>
@@ -13936,8 +14041,8 @@
         <w:t xml:space="preserve">prevents the "UI says connected while the tunnel is down" bug (CI2) [04_UI §4.2].</w:t>
       </w:r>
     </w:p>
-    <w:bookmarkEnd w:id="34"/>
-    <w:bookmarkStart w:id="35" w:name="Xee4b7771875f2f679bcb6c7841a18067b1e6bce"/>
+    <w:bookmarkEnd w:id="43"/>
+    <w:bookmarkStart w:id="44" w:name="Xee4b7771875f2f679bcb6c7841a18067b1e6bce"/>
     <w:p>
       <w:pPr>
         <w:pStyle w:val="Heading3"/>
@@ -14040,9 +14145,9 @@
         </w:pict>
       </w:r>
     </w:p>
-    <w:bookmarkEnd w:id="35"/>
-    <w:bookmarkEnd w:id="36"/>
-    <w:bookmarkStart w:id="40" w:name="Xee124aa0aba474daa6a176e498449c30a5ee6d2"/>
+    <w:bookmarkEnd w:id="44"/>
+    <w:bookmarkEnd w:id="45"/>
+    <w:bookmarkStart w:id="52" w:name="Xee124aa0aba474daa6a176e498449c30a5ee6d2"/>
     <w:p>
       <w:pPr>
         <w:pStyle w:val="Heading2"/>
@@ -14136,7 +14241,7 @@
         <w:t xml:space="preserve">touching the OS tunnel (F-I2).</w:t>
       </w:r>
     </w:p>
-    <w:bookmarkStart w:id="37" w:name="X3e4a0016e8c19623129e96a6f87b34fa72dfe9f"/>
+    <w:bookmarkStart w:id="46" w:name="X3e4a0016e8c19623129e96a6f87b34fa72dfe9f"/>
     <w:p>
       <w:pPr>
         <w:pStyle w:val="Heading3"/>
@@ -15207,8 +15312,8 @@
         <w:t xml:space="preserve">shim [04_UI §5/§6].</w:t>
       </w:r>
     </w:p>
-    <w:bookmarkEnd w:id="37"/>
-    <w:bookmarkStart w:id="38" w:name="Xa21c97e8bee2970f809368390fc9d62b2b0bbb7"/>
+    <w:bookmarkEnd w:id="46"/>
+    <w:bookmarkStart w:id="50" w:name="Xa21c97e8bee2970f809368390fc9d62b2b0bbb7"/>
     <w:p>
       <w:pPr>
         <w:pStyle w:val="Heading3"/>
@@ -15222,11 +15327,46 @@
         <w:pStyle w:val="FirstParagraph"/>
       </w:pPr>
       <w:r>
-        <w:rPr>
-          <w:b/>
-          <w:bCs/>
-        </w:rPr>
-        <w:t xml:space="preserve">[MERMAID RENDER FAILED — block #4]</w:t>
+        <w:drawing>
+          <wp:inline>
+            <wp:extent cx="5334000" cy="2061482"/>
+            <wp:effectExtent b="0" l="0" r="0" t="0"/>
+            <wp:docPr descr="diagram" title="" id="48" name="Picture"/>
+            <a:graphic>
+              <a:graphicData uri="http://schemas.openxmlformats.org/drawingml/2006/picture">
+                <pic:pic>
+                  <pic:nvPicPr>
+                    <pic:cNvPr descr="/tmp/.private/milosvasic/tmp.6QAsxopCo9/img/diagram_004_52739c78d873.png" id="49" name="Picture"/>
+                    <pic:cNvPicPr>
+                      <a:picLocks noChangeArrowheads="1" noChangeAspect="1"/>
+                    </pic:cNvPicPr>
+                  </pic:nvPicPr>
+                  <pic:blipFill>
+                    <a:blip r:embed="rId47"/>
+                    <a:stretch>
+                      <a:fillRect/>
+                    </a:stretch>
+                  </pic:blipFill>
+                  <pic:spPr bwMode="auto">
+                    <a:xfrm>
+                      <a:off x="0" y="0"/>
+                      <a:ext cx="5334000" cy="2061482"/>
+                    </a:xfrm>
+                    <a:prstGeom prst="rect">
+                      <a:avLst/>
+                    </a:prstGeom>
+                    <a:noFill/>
+                    <a:ln w="9525">
+                      <a:noFill/>
+                      <a:headEnd/>
+                      <a:tailEnd/>
+                    </a:ln>
+                  </pic:spPr>
+                </pic:pic>
+              </a:graphicData>
+            </a:graphic>
+          </wp:inline>
+        </w:drawing>
       </w:r>
     </w:p>
     <w:p>
@@ -16344,8 +16484,8 @@
         <w:t xml:space="preserve">[doc 03 §5.6].</w:t>
       </w:r>
     </w:p>
-    <w:bookmarkEnd w:id="38"/>
-    <w:bookmarkStart w:id="39" w:name="X66eda1d9f9983a08e0813dcc1c130bc3a4decc2"/>
+    <w:bookmarkEnd w:id="50"/>
+    <w:bookmarkStart w:id="51" w:name="X66eda1d9f9983a08e0813dcc1c130bc3a4decc2"/>
     <w:p>
       <w:pPr>
         <w:pStyle w:val="Heading3"/>
@@ -16836,9 +16976,9 @@
         </w:pict>
       </w:r>
     </w:p>
-    <w:bookmarkEnd w:id="39"/>
-    <w:bookmarkEnd w:id="40"/>
-    <w:bookmarkStart w:id="45" w:name="Xe5e389d7de97a2484122cd4f7f924099085d576"/>
+    <w:bookmarkEnd w:id="51"/>
+    <w:bookmarkEnd w:id="52"/>
+    <w:bookmarkStart w:id="60" w:name="Xe5e389d7de97a2484122cd4f7f924099085d576"/>
     <w:p>
       <w:pPr>
         <w:pStyle w:val="Heading2"/>
@@ -17091,7 +17231,7 @@
         <w:t xml:space="preserve">convergence [04_ARCH §4.4].</w:t>
       </w:r>
     </w:p>
-    <w:bookmarkStart w:id="41" w:name="X0a8c95c7e708d340826cf98c75b4c701d76c4b5"/>
+    <w:bookmarkStart w:id="53" w:name="X0a8c95c7e708d340826cf98c75b4c701d76c4b5"/>
     <w:p>
       <w:pPr>
         <w:pStyle w:val="Heading3"/>
@@ -18188,8 +18328,8 @@
         <w:t xml:space="preserve">}</w:t>
       </w:r>
     </w:p>
-    <w:bookmarkEnd w:id="41"/>
-    <w:bookmarkStart w:id="42" w:name="X6ebf774439b0d83cd028b33c61db802f7b1f8c4"/>
+    <w:bookmarkEnd w:id="53"/>
+    <w:bookmarkStart w:id="54" w:name="X6ebf774439b0d83cd028b33c61db802f7b1f8c4"/>
     <w:p>
       <w:pPr>
         <w:pStyle w:val="Heading3"/>
@@ -18857,8 +18997,8 @@
         <w:t xml:space="preserve">}</w:t>
       </w:r>
     </w:p>
-    <w:bookmarkEnd w:id="42"/>
-    <w:bookmarkStart w:id="43" w:name="Xa0fe12aae806a30b1ba0445b921d66180d5fbc8"/>
+    <w:bookmarkEnd w:id="54"/>
+    <w:bookmarkStart w:id="58" w:name="Xa0fe12aae806a30b1ba0445b921d66180d5fbc8"/>
     <w:p>
       <w:pPr>
         <w:pStyle w:val="Heading3"/>
@@ -18872,11 +19012,46 @@
         <w:pStyle w:val="FirstParagraph"/>
       </w:pPr>
       <w:r>
-        <w:rPr>
-          <w:b/>
-          <w:bCs/>
-        </w:rPr>
-        <w:t xml:space="preserve">[MERMAID RENDER FAILED — block #5]</w:t>
+        <w:drawing>
+          <wp:inline>
+            <wp:extent cx="5334000" cy="3116035"/>
+            <wp:effectExtent b="0" l="0" r="0" t="0"/>
+            <wp:docPr descr="diagram" title="" id="56" name="Picture"/>
+            <a:graphic>
+              <a:graphicData uri="http://schemas.openxmlformats.org/drawingml/2006/picture">
+                <pic:pic>
+                  <pic:nvPicPr>
+                    <pic:cNvPr descr="/tmp/.private/milosvasic/tmp.6QAsxopCo9/img/diagram_005_0f194936eb35.png" id="57" name="Picture"/>
+                    <pic:cNvPicPr>
+                      <a:picLocks noChangeArrowheads="1" noChangeAspect="1"/>
+                    </pic:cNvPicPr>
+                  </pic:nvPicPr>
+                  <pic:blipFill>
+                    <a:blip r:embed="rId55"/>
+                    <a:stretch>
+                      <a:fillRect/>
+                    </a:stretch>
+                  </pic:blipFill>
+                  <pic:spPr bwMode="auto">
+                    <a:xfrm>
+                      <a:off x="0" y="0"/>
+                      <a:ext cx="5334000" cy="3116035"/>
+                    </a:xfrm>
+                    <a:prstGeom prst="rect">
+                      <a:avLst/>
+                    </a:prstGeom>
+                    <a:noFill/>
+                    <a:ln w="9525">
+                      <a:noFill/>
+                      <a:headEnd/>
+                      <a:tailEnd/>
+                    </a:ln>
+                  </pic:spPr>
+                </pic:pic>
+              </a:graphicData>
+            </a:graphic>
+          </wp:inline>
+        </w:drawing>
       </w:r>
     </w:p>
     <w:p>
@@ -19142,8 +19317,8 @@
         <w:t xml:space="preserve">&lt; 1 s, no restart" MVP gate (AC5) [v02-orch §6.4, 04_P1 §11.2].</w:t>
       </w:r>
     </w:p>
-    <w:bookmarkEnd w:id="43"/>
-    <w:bookmarkStart w:id="44" w:name="X80914aab0a194a860d99bbc4a0b7c84822405d6"/>
+    <w:bookmarkEnd w:id="58"/>
+    <w:bookmarkStart w:id="59" w:name="X80914aab0a194a860d99bbc4a0b7c84822405d6"/>
     <w:p>
       <w:pPr>
         <w:pStyle w:val="Heading3"/>
@@ -19206,9 +19381,9 @@
         </w:pict>
       </w:r>
     </w:p>
-    <w:bookmarkEnd w:id="44"/>
-    <w:bookmarkEnd w:id="45"/>
-    <w:bookmarkStart w:id="51" w:name="X5aa6d3379be9afc293cbfdc50211ed6f336df11"/>
+    <w:bookmarkEnd w:id="59"/>
+    <w:bookmarkEnd w:id="60"/>
+    <w:bookmarkStart w:id="69" w:name="X5aa6d3379be9afc293cbfdc50211ed6f336df11"/>
     <w:p>
       <w:pPr>
         <w:pStyle w:val="Heading2"/>
@@ -19353,7 +19528,7 @@
         <w:t xml:space="preserve">window where the UI shows "connected" but the firewall is open (F-I4).</w:t>
       </w:r>
     </w:p>
-    <w:bookmarkStart w:id="46" w:name="X72280ebd3977068be2f9a4e760fcdd8b4b07705"/>
+    <w:bookmarkStart w:id="61" w:name="X72280ebd3977068be2f9a4e760fcdd8b4b07705"/>
     <w:p>
       <w:pPr>
         <w:pStyle w:val="Heading3"/>
@@ -19999,8 +20174,8 @@
         <w:t xml:space="preserve">re-applies live (no restart) [doc 03 §3.1].</w:t>
       </w:r>
     </w:p>
-    <w:bookmarkEnd w:id="46"/>
-    <w:bookmarkStart w:id="47" w:name="X6868d1f915e2b35abf16e277e17914854ed7646"/>
+    <w:bookmarkEnd w:id="61"/>
+    <w:bookmarkStart w:id="62" w:name="X6868d1f915e2b35abf16e277e17914854ed7646"/>
     <w:p>
       <w:pPr>
         <w:pStyle w:val="Heading3"/>
@@ -20522,8 +20697,8 @@
         </w:tc>
       </w:tr>
     </w:tbl>
-    <w:bookmarkEnd w:id="47"/>
-    <w:bookmarkStart w:id="48" w:name="Xbe93d08da6e2738349fb82cd8804a97aa4175f0"/>
+    <w:bookmarkEnd w:id="62"/>
+    <w:bookmarkStart w:id="66" w:name="Xbe93d08da6e2738349fb82cd8804a97aa4175f0"/>
     <w:p>
       <w:pPr>
         <w:pStyle w:val="Heading3"/>
@@ -20537,15 +20712,50 @@
         <w:pStyle w:val="FirstParagraph"/>
       </w:pPr>
       <w:r>
-        <w:rPr>
-          <w:b/>
-          <w:bCs/>
-        </w:rPr>
-        <w:t xml:space="preserve">[MERMAID RENDER FAILED — block #6]</w:t>
+        <w:drawing>
+          <wp:inline>
+            <wp:extent cx="5334000" cy="2741839"/>
+            <wp:effectExtent b="0" l="0" r="0" t="0"/>
+            <wp:docPr descr="diagram" title="" id="64" name="Picture"/>
+            <a:graphic>
+              <a:graphicData uri="http://schemas.openxmlformats.org/drawingml/2006/picture">
+                <pic:pic>
+                  <pic:nvPicPr>
+                    <pic:cNvPr descr="/tmp/.private/milosvasic/tmp.6QAsxopCo9/img/diagram_006_35705dcfbb95.png" id="65" name="Picture"/>
+                    <pic:cNvPicPr>
+                      <a:picLocks noChangeArrowheads="1" noChangeAspect="1"/>
+                    </pic:cNvPicPr>
+                  </pic:nvPicPr>
+                  <pic:blipFill>
+                    <a:blip r:embed="rId63"/>
+                    <a:stretch>
+                      <a:fillRect/>
+                    </a:stretch>
+                  </pic:blipFill>
+                  <pic:spPr bwMode="auto">
+                    <a:xfrm>
+                      <a:off x="0" y="0"/>
+                      <a:ext cx="5334000" cy="2741839"/>
+                    </a:xfrm>
+                    <a:prstGeom prst="rect">
+                      <a:avLst/>
+                    </a:prstGeom>
+                    <a:noFill/>
+                    <a:ln w="9525">
+                      <a:noFill/>
+                      <a:headEnd/>
+                      <a:tailEnd/>
+                    </a:ln>
+                  </pic:spPr>
+                </pic:pic>
+              </a:graphicData>
+            </a:graphic>
+          </wp:inline>
+        </w:drawing>
       </w:r>
     </w:p>
-    <w:bookmarkEnd w:id="48"/>
-    <w:bookmarkStart w:id="49" w:name="X56e632c9db71489177ad999bc431ce6fb4a74d2"/>
+    <w:bookmarkEnd w:id="66"/>
+    <w:bookmarkStart w:id="67" w:name="X56e632c9db71489177ad999bc431ce6fb4a74d2"/>
     <w:p>
       <w:pPr>
         <w:pStyle w:val="Heading3"/>
@@ -20721,8 +20931,8 @@
         <w:t xml:space="preserve">.</w:t>
       </w:r>
     </w:p>
-    <w:bookmarkEnd w:id="49"/>
-    <w:bookmarkStart w:id="50" w:name="X67796df1d1b3874516652c96b9df21b75fff13a"/>
+    <w:bookmarkEnd w:id="67"/>
+    <w:bookmarkStart w:id="68" w:name="X67796df1d1b3874516652c96b9df21b75fff13a"/>
     <w:p>
       <w:pPr>
         <w:pStyle w:val="Heading3"/>
@@ -20844,9 +21054,9 @@
         </w:pict>
       </w:r>
     </w:p>
-    <w:bookmarkEnd w:id="50"/>
-    <w:bookmarkEnd w:id="51"/>
-    <w:bookmarkStart w:id="56" w:name="Xcf046927735db5096080f0d38fd093c90af080f"/>
+    <w:bookmarkEnd w:id="68"/>
+    <w:bookmarkEnd w:id="69"/>
+    <w:bookmarkStart w:id="77" w:name="Xcf046927735db5096080f0d38fd093c90af080f"/>
     <w:p>
       <w:pPr>
         <w:pStyle w:val="Heading2"/>
@@ -20925,7 +21135,7 @@
         <w:t xml:space="preserve">verb sharing the same core.</w:t>
       </w:r>
     </w:p>
-    <w:bookmarkStart w:id="52" w:name="Xb2c0b3116c159ae8b731e496e3029a1ef0373e7"/>
+    <w:bookmarkStart w:id="70" w:name="Xb2c0b3116c159ae8b731e496e3029a1ef0373e7"/>
     <w:p>
       <w:pPr>
         <w:pStyle w:val="Heading3"/>
@@ -21057,8 +21267,8 @@
         <w:t xml:space="preserve">connector: gateway ──▶ Transport → WG decrypt → forward into served CIDR (and reverse)</w:t>
       </w:r>
     </w:p>
-    <w:bookmarkEnd w:id="52"/>
-    <w:bookmarkStart w:id="53" w:name="X647aeebf776228de6437b613c8b35d1f4849c3d"/>
+    <w:bookmarkEnd w:id="70"/>
+    <w:bookmarkStart w:id="74" w:name="X647aeebf776228de6437b613c8b35d1f4849c3d"/>
     <w:p>
       <w:pPr>
         <w:pStyle w:val="Heading3"/>
@@ -21072,11 +21282,46 @@
         <w:pStyle w:val="FirstParagraph"/>
       </w:pPr>
       <w:r>
-        <w:rPr>
-          <w:b/>
-          <w:bCs/>
-        </w:rPr>
-        <w:t xml:space="preserve">[MERMAID RENDER FAILED — block #7]</w:t>
+        <w:drawing>
+          <wp:inline>
+            <wp:extent cx="5334000" cy="1707696"/>
+            <wp:effectExtent b="0" l="0" r="0" t="0"/>
+            <wp:docPr descr="diagram" title="" id="72" name="Picture"/>
+            <a:graphic>
+              <a:graphicData uri="http://schemas.openxmlformats.org/drawingml/2006/picture">
+                <pic:pic>
+                  <pic:nvPicPr>
+                    <pic:cNvPr descr="/tmp/.private/milosvasic/tmp.6QAsxopCo9/img/diagram_007_06df1f9304be.png" id="73" name="Picture"/>
+                    <pic:cNvPicPr>
+                      <a:picLocks noChangeArrowheads="1" noChangeAspect="1"/>
+                    </pic:cNvPicPr>
+                  </pic:nvPicPr>
+                  <pic:blipFill>
+                    <a:blip r:embed="rId71"/>
+                    <a:stretch>
+                      <a:fillRect/>
+                    </a:stretch>
+                  </pic:blipFill>
+                  <pic:spPr bwMode="auto">
+                    <a:xfrm>
+                      <a:off x="0" y="0"/>
+                      <a:ext cx="5334000" cy="1707696"/>
+                    </a:xfrm>
+                    <a:prstGeom prst="rect">
+                      <a:avLst/>
+                    </a:prstGeom>
+                    <a:noFill/>
+                    <a:ln w="9525">
+                      <a:noFill/>
+                      <a:headEnd/>
+                      <a:tailEnd/>
+                    </a:ln>
+                  </pic:spPr>
+                </pic:pic>
+              </a:graphicData>
+            </a:graphic>
+          </wp:inline>
+        </w:drawing>
       </w:r>
     </w:p>
     <w:p>
@@ -21288,8 +21533,8 @@
         <w:t xml:space="preserve">for the advertise UI [doc 03 §6, §3.1].</w:t>
       </w:r>
     </w:p>
-    <w:bookmarkEnd w:id="53"/>
-    <w:bookmarkStart w:id="54" w:name="Xf6ab6a18f7393616fadd1bd968ef049f1aef3ab"/>
+    <w:bookmarkEnd w:id="74"/>
+    <w:bookmarkStart w:id="75" w:name="Xb5a1fb38040b39f605fa624e317236120cfee85"/>
     <w:p>
       <w:pPr>
         <w:pStyle w:val="Heading3"/>
@@ -21310,7 +21555,22 @@
         <w:t xml:space="preserve"> </w:t>
       </w:r>
       <w:r>
-        <w:t xml:space="preserve">(FFI verb, connector only)</w:t>
+        <w:t xml:space="preserve">and</w:t>
+      </w:r>
+      <w:r>
+        <w:t xml:space="preserve"> </w:t>
+      </w:r>
+      <w:r>
+        <w:rPr>
+          <w:rStyle w:val="VerbatimChar"/>
+        </w:rPr>
+        <w:t xml:space="preserve">local_denylist</w:t>
+      </w:r>
+      <w:r>
+        <w:t xml:space="preserve"> </w:t>
+      </w:r>
+      <w:r>
+        <w:t xml:space="preserve">(FFI verbs, connector only)</w:t>
       </w:r>
     </w:p>
     <w:p>
@@ -21470,15 +21730,221 @@
         </w:rPr>
         <w:t xml:space="preserve">// AdvertiseResult.conflicts surfaces overlapping-CIDR rejections to the Connector UI (doc 03 §6).</w:t>
       </w:r>
-    </w:p>
-    <w:bookmarkEnd w:id="54"/>
-    <w:bookmarkStart w:id="55" w:name="X81c2d8e1e64a3ab145fbc497739e755ddc1da9a"/>
-    <w:p>
-      <w:pPr>
-        <w:pStyle w:val="Heading3"/>
-      </w:pPr>
-      <w:r>
-        <w:t xml:space="preserve">9.4 Status semantics on the connector</w:t>
+      <w:r>
+        <w:br/>
+      </w:r>
+      <w:r>
+        <w:br/>
+      </w:r>
+      <w:r>
+        <w:rPr>
+          <w:rStyle w:val="KeywordTok"/>
+        </w:rPr>
+        <w:t xml:space="preserve">pub</w:t>
+      </w:r>
+      <w:r>
+        <w:rPr>
+          <w:rStyle w:val="NormalTok"/>
+        </w:rPr>
+        <w:t xml:space="preserve"> </w:t>
+      </w:r>
+      <w:r>
+        <w:rPr>
+          <w:rStyle w:val="KeywordTok"/>
+        </w:rPr>
+        <w:t xml:space="preserve">async</w:t>
+      </w:r>
+      <w:r>
+        <w:rPr>
+          <w:rStyle w:val="NormalTok"/>
+        </w:rPr>
+        <w:t xml:space="preserve"> </w:t>
+      </w:r>
+      <w:r>
+        <w:rPr>
+          <w:rStyle w:val="KeywordTok"/>
+        </w:rPr>
+        <w:t xml:space="preserve">fn</w:t>
+      </w:r>
+      <w:r>
+        <w:rPr>
+          <w:rStyle w:val="NormalTok"/>
+        </w:rPr>
+        <w:t xml:space="preserve"> advertise_with_local_denylist(</w:t>
+      </w:r>
+      <w:r>
+        <w:br/>
+      </w:r>
+      <w:r>
+        <w:rPr>
+          <w:rStyle w:val="NormalTok"/>
+        </w:rPr>
+        <w:t xml:space="preserve">    cidrs</w:t>
+      </w:r>
+      <w:r>
+        <w:rPr>
+          <w:rStyle w:val="OperatorTok"/>
+        </w:rPr>
+        <w:t xml:space="preserve">:</w:t>
+      </w:r>
+      <w:r>
+        <w:rPr>
+          <w:rStyle w:val="NormalTok"/>
+        </w:rPr>
+        <w:t xml:space="preserve"> </w:t>
+      </w:r>
+      <w:r>
+        <w:rPr>
+          <w:rStyle w:val="DataTypeTok"/>
+        </w:rPr>
+        <w:t xml:space="preserve">Vec</w:t>
+      </w:r>
+      <w:r>
+        <w:rPr>
+          <w:rStyle w:val="OperatorTok"/>
+        </w:rPr>
+        <w:t xml:space="preserve">&lt;</w:t>
+      </w:r>
+      <w:r>
+        <w:rPr>
+          <w:rStyle w:val="DataTypeTok"/>
+        </w:rPr>
+        <w:t xml:space="preserve">String</w:t>
+      </w:r>
+      <w:r>
+        <w:rPr>
+          <w:rStyle w:val="OperatorTok"/>
+        </w:rPr>
+        <w:t xml:space="preserve">&gt;,</w:t>
+      </w:r>
+      <w:r>
+        <w:br/>
+      </w:r>
+      <w:r>
+        <w:rPr>
+          <w:rStyle w:val="NormalTok"/>
+        </w:rPr>
+        <w:t xml:space="preserve">    local_denylist</w:t>
+      </w:r>
+      <w:r>
+        <w:rPr>
+          <w:rStyle w:val="OperatorTok"/>
+        </w:rPr>
+        <w:t xml:space="preserve">:</w:t>
+      </w:r>
+      <w:r>
+        <w:rPr>
+          <w:rStyle w:val="NormalTok"/>
+        </w:rPr>
+        <w:t xml:space="preserve"> </w:t>
+      </w:r>
+      <w:r>
+        <w:rPr>
+          <w:rStyle w:val="DataTypeTok"/>
+        </w:rPr>
+        <w:t xml:space="preserve">Vec</w:t>
+      </w:r>
+      <w:r>
+        <w:rPr>
+          <w:rStyle w:val="OperatorTok"/>
+        </w:rPr>
+        <w:t xml:space="preserve">&lt;</w:t>
+      </w:r>
+      <w:r>
+        <w:rPr>
+          <w:rStyle w:val="DataTypeTok"/>
+        </w:rPr>
+        <w:t xml:space="preserve">String</w:t>
+      </w:r>
+      <w:r>
+        <w:rPr>
+          <w:rStyle w:val="OperatorTok"/>
+        </w:rPr>
+        <w:t xml:space="preserve">&gt;,</w:t>
+      </w:r>
+      <w:r>
+        <w:br/>
+      </w:r>
+      <w:r>
+        <w:rPr>
+          <w:rStyle w:val="NormalTok"/>
+        </w:rPr>
+        <w:t xml:space="preserve">) </w:t>
+      </w:r>
+      <w:r>
+        <w:rPr>
+          <w:rStyle w:val="OperatorTok"/>
+        </w:rPr>
+        <w:t xml:space="preserve">-&gt;</w:t>
+      </w:r>
+      <w:r>
+        <w:rPr>
+          <w:rStyle w:val="NormalTok"/>
+        </w:rPr>
+        <w:t xml:space="preserve"> </w:t>
+      </w:r>
+      <w:r>
+        <w:rPr>
+          <w:rStyle w:val="DataTypeTok"/>
+        </w:rPr>
+        <w:t xml:space="preserve">Result</w:t>
+      </w:r>
+      <w:r>
+        <w:rPr>
+          <w:rStyle w:val="OperatorTok"/>
+        </w:rPr>
+        <w:t xml:space="preserve">&lt;</w:t>
+      </w:r>
+      <w:r>
+        <w:rPr>
+          <w:rStyle w:val="NormalTok"/>
+        </w:rPr>
+        <w:t xml:space="preserve">AdvertiseResult</w:t>
+      </w:r>
+      <w:r>
+        <w:rPr>
+          <w:rStyle w:val="OperatorTok"/>
+        </w:rPr>
+        <w:t xml:space="preserve">,</w:t>
+      </w:r>
+      <w:r>
+        <w:rPr>
+          <w:rStyle w:val="NormalTok"/>
+        </w:rPr>
+        <w:t xml:space="preserve"> CoreError</w:t>
+      </w:r>
+      <w:r>
+        <w:rPr>
+          <w:rStyle w:val="OperatorTok"/>
+        </w:rPr>
+        <w:t xml:space="preserve">&gt;;</w:t>
+      </w:r>
+      <w:r>
+        <w:br/>
+      </w:r>
+      <w:r>
+        <w:rPr>
+          <w:rStyle w:val="CommentTok"/>
+        </w:rPr>
+        <w:t xml:space="preserve">// → advertises served CIDRs AND the connector's local_denylist to the control plane.</w:t>
+      </w:r>
+      <w:r>
+        <w:br/>
+      </w:r>
+      <w:r>
+        <w:rPr>
+          <w:rStyle w:val="CommentTok"/>
+        </w:rPr>
+        <w:t xml:space="preserve">//   The denylist is sent alongside CIDR advertisements (e.g. in the `connector.local_denylist.changed`</w:t>
+      </w:r>
+      <w:r>
+        <w:br/>
+      </w:r>
+      <w:r>
+        <w:rPr>
+          <w:rStyle w:val="CommentTok"/>
+        </w:rPr>
+        <w:t xml:space="preserve">//   event payload or equivalent agent RPC) so the coordinator/edge applies the same precedence rule.</w:t>
       </w:r>
     </w:p>
     <w:p>
@@ -21486,6 +21952,218 @@
         <w:pStyle w:val="FirstParagraph"/>
       </w:pPr>
       <w:r>
+        <w:t xml:space="preserve">The connector accepts a</w:t>
+      </w:r>
+      <w:r>
+        <w:t xml:space="preserve"> </w:t>
+      </w:r>
+      <w:r>
+        <w:rPr>
+          <w:rStyle w:val="VerbatimChar"/>
+        </w:rPr>
+        <w:t xml:space="preserve">local_denylist</w:t>
+      </w:r>
+      <w:r>
+        <w:t xml:space="preserve"> </w:t>
+      </w:r>
+      <w:r>
+        <w:t xml:space="preserve">config value (daemon flag</w:t>
+      </w:r>
+      <w:r>
+        <w:t xml:space="preserve"> </w:t>
+      </w:r>
+      <w:r>
+        <w:rPr>
+          <w:rStyle w:val="VerbatimChar"/>
+        </w:rPr>
+        <w:t xml:space="preserve">--local-denylist &lt;cidrs&gt;</w:t>
+      </w:r>
+      <w:r>
+        <w:t xml:space="preserve">,</w:t>
+      </w:r>
+      <w:r>
+        <w:t xml:space="preserve"> </w:t>
+      </w:r>
+      <w:r>
+        <w:t xml:space="preserve">JSON array, or FFI parameter) scoped to its own network. The same precedence rule is enforced</w:t>
+      </w:r>
+      <w:r>
+        <w:t xml:space="preserve"> </w:t>
+      </w:r>
+      <w:r>
+        <w:t xml:space="preserve">both in the control-plane compiler (</w:t>
+      </w:r>
+      <w:r>
+        <w:rPr>
+          <w:rStyle w:val="VerbatimChar"/>
+        </w:rPr>
+        <w:t xml:space="preserve">svc-policy.md</w:t>
+      </w:r>
+      <w:r>
+        <w:t xml:space="preserve"> </w:t>
+      </w:r>
+      <w:r>
+        <w:t xml:space="preserve">§4.2) and at the connector's local edge:</w:t>
+      </w:r>
+    </w:p>
+    <w:p>
+      <w:pPr>
+        <w:pStyle w:val="Compact"/>
+        <w:numPr>
+          <w:ilvl w:val="0"/>
+          <w:numId w:val="1008"/>
+        </w:numPr>
+      </w:pPr>
+      <w:r>
+        <w:rPr>
+          <w:b/>
+          <w:bCs/>
+        </w:rPr>
+        <w:t xml:space="preserve">Local-deny overrides central-allow</w:t>
+      </w:r>
+      <w:r>
+        <w:t xml:space="preserve"> </w:t>
+      </w:r>
+      <w:r>
+        <w:t xml:space="preserve">— a connector may tighten policy for its own network.</w:t>
+      </w:r>
+    </w:p>
+    <w:p>
+      <w:pPr>
+        <w:pStyle w:val="Compact"/>
+        <w:numPr>
+          <w:ilvl w:val="0"/>
+          <w:numId w:val="1008"/>
+        </w:numPr>
+      </w:pPr>
+      <w:r>
+        <w:rPr>
+          <w:b/>
+          <w:bCs/>
+        </w:rPr>
+        <w:t xml:space="preserve">Central-deny overrides local-allow</w:t>
+      </w:r>
+      <w:r>
+        <w:t xml:space="preserve"> </w:t>
+      </w:r>
+      <w:r>
+        <w:t xml:space="preserve">— the tenant-wide default-deny/fail-closed invariant wins;</w:t>
+      </w:r>
+      <w:r>
+        <w:t xml:space="preserve"> </w:t>
+      </w:r>
+      <w:r>
+        <w:t xml:space="preserve">a connector cannot use</w:t>
+      </w:r>
+      <w:r>
+        <w:t xml:space="preserve"> </w:t>
+      </w:r>
+      <w:r>
+        <w:rPr>
+          <w:rStyle w:val="VerbatimChar"/>
+        </w:rPr>
+        <w:t xml:space="preserve">local_denylist</w:t>
+      </w:r>
+      <w:r>
+        <w:t xml:space="preserve"> </w:t>
+      </w:r>
+      <w:r>
+        <w:t xml:space="preserve">to re-open a flow the central policy did not grant.</w:t>
+      </w:r>
+    </w:p>
+    <w:p>
+      <w:pPr>
+        <w:pStyle w:val="Compact"/>
+        <w:numPr>
+          <w:ilvl w:val="0"/>
+          <w:numId w:val="1008"/>
+        </w:numPr>
+      </w:pPr>
+      <w:r>
+        <w:t xml:space="preserve">The resulting</w:t>
+      </w:r>
+      <w:r>
+        <w:t xml:space="preserve"> </w:t>
+      </w:r>
+      <w:r>
+        <w:rPr>
+          <w:rStyle w:val="VerbatimChar"/>
+        </w:rPr>
+        <w:t xml:space="preserve">AllowedIPs</w:t>
+      </w:r>
+      <w:r>
+        <w:t xml:space="preserve"> </w:t>
+      </w:r>
+      <w:r>
+        <w:t xml:space="preserve">+ edge verdict map equal the</w:t>
+      </w:r>
+      <w:r>
+        <w:t xml:space="preserve"> </w:t>
+      </w:r>
+      <w:r>
+        <w:rPr>
+          <w:b/>
+          <w:bCs/>
+        </w:rPr>
+        <w:t xml:space="preserve">union of central policy minus local-deny</w:t>
+      </w:r>
+      <w:r>
+        <w:t xml:space="preserve"> </w:t>
+      </w:r>
+      <w:r>
+        <w:t xml:space="preserve">for that connector's traffic.</w:t>
+      </w:r>
+    </w:p>
+    <w:p>
+      <w:pPr>
+        <w:pStyle w:val="FirstParagraph"/>
+      </w:pPr>
+      <w:r>
+        <w:t xml:space="preserve">The connector advertises the</w:t>
+      </w:r>
+      <w:r>
+        <w:t xml:space="preserve"> </w:t>
+      </w:r>
+      <w:r>
+        <w:rPr>
+          <w:rStyle w:val="VerbatimChar"/>
+        </w:rPr>
+        <w:t xml:space="preserve">local_denylist</w:t>
+      </w:r>
+      <w:r>
+        <w:t xml:space="preserve"> </w:t>
+      </w:r>
+      <w:r>
+        <w:t xml:space="preserve">to the coordinator alongside its CIDR advertisements</w:t>
+      </w:r>
+      <w:r>
+        <w:t xml:space="preserve"> </w:t>
+      </w:r>
+      <w:r>
+        <w:t xml:space="preserve">so the edge enforces it consistently; the local edge also applies it as a belt-and-suspenders check</w:t>
+      </w:r>
+      <w:r>
+        <w:t xml:space="preserve"> </w:t>
+      </w:r>
+      <w:r>
+        <w:t xml:space="preserve">in case the control-plane delta is delayed (fail-static, never fail-open).</w:t>
+      </w:r>
+    </w:p>
+    <w:bookmarkEnd w:id="75"/>
+    <w:bookmarkStart w:id="76" w:name="X81c2d8e1e64a3ab145fbc497739e755ddc1da9a"/>
+    <w:p>
+      <w:pPr>
+        <w:pStyle w:val="Heading3"/>
+      </w:pPr>
+      <w:r>
+        <w:t xml:space="preserve">9.4 Status semantics on the connector</w:t>
+      </w:r>
+    </w:p>
+    <w:p>
+      <w:pPr>
+        <w:pStyle w:val="FirstParagraph"/>
+      </w:pPr>
+      <w:r>
         <w:t xml:space="preserve">The connector emits the</w:t>
       </w:r>
       <w:r>
@@ -21608,9 +22286,9 @@
         </w:pict>
       </w:r>
     </w:p>
-    <w:bookmarkEnd w:id="55"/>
-    <w:bookmarkEnd w:id="56"/>
-    <w:bookmarkStart w:id="59" w:name="X7a2233d36c3ef5048354c011d79dc326e4988a5"/>
+    <w:bookmarkEnd w:id="76"/>
+    <w:bookmarkEnd w:id="77"/>
+    <w:bookmarkStart w:id="80" w:name="X7a2233d36c3ef5048354c011d79dc326e4988a5"/>
     <w:p>
       <w:pPr>
         <w:pStyle w:val="Heading2"/>
@@ -21619,7 +22297,7 @@
         <w:t xml:space="preserve">10. Error handling &amp; edge cases</w:t>
       </w:r>
     </w:p>
-    <w:bookmarkStart w:id="57" w:name="Xad40c15d852d3f7826257001c23f916162d0c7a"/>
+    <w:bookmarkStart w:id="78" w:name="Xad40c15d852d3f7826257001c23f916162d0c7a"/>
     <w:p>
       <w:pPr>
         <w:pStyle w:val="Heading3"/>
@@ -22397,8 +23075,8 @@
         <w:t xml:space="preserve">process rather than corrupting the C-ABI.</w:t>
       </w:r>
     </w:p>
-    <w:bookmarkEnd w:id="57"/>
-    <w:bookmarkStart w:id="58" w:name="X3677ff90c6abee87e9a3e25c07c087000b747a5"/>
+    <w:bookmarkEnd w:id="78"/>
+    <w:bookmarkStart w:id="79" w:name="X3677ff90c6abee87e9a3e25c07c087000b747a5"/>
     <w:p>
       <w:pPr>
         <w:pStyle w:val="Heading3"/>
@@ -23241,9 +23919,9 @@
         </w:pict>
       </w:r>
     </w:p>
-    <w:bookmarkEnd w:id="58"/>
-    <w:bookmarkEnd w:id="59"/>
-    <w:bookmarkStart w:id="60" w:name="X9763fbcc6d57a29796df852b82143864c6760ca"/>
+    <w:bookmarkEnd w:id="79"/>
+    <w:bookmarkEnd w:id="80"/>
+    <w:bookmarkStart w:id="81" w:name="X9763fbcc6d57a29796df852b82143864c6760ca"/>
     <w:p>
       <w:pPr>
         <w:pStyle w:val="Heading2"/>
@@ -23664,8 +24342,8 @@
         </w:pict>
       </w:r>
     </w:p>
-    <w:bookmarkEnd w:id="60"/>
-    <w:bookmarkStart w:id="61" w:name="X10ff869be51d108327454c1b65c370ee23b3411"/>
+    <w:bookmarkEnd w:id="81"/>
+    <w:bookmarkStart w:id="82" w:name="X10ff869be51d108327454c1b65c370ee23b3411"/>
     <w:p>
       <w:pPr>
         <w:pStyle w:val="Heading2"/>
@@ -23714,7 +24392,7 @@
         <w:pStyle w:val="Compact"/>
         <w:numPr>
           <w:ilvl w:val="0"/>
-          <w:numId w:val="1008"/>
+          <w:numId w:val="1009"/>
         </w:numPr>
       </w:pPr>
       <w:r>
@@ -25255,8 +25933,8 @@
         </w:pict>
       </w:r>
     </w:p>
-    <w:bookmarkEnd w:id="61"/>
-    <w:bookmarkStart w:id="64" w:name="Xbbc37b1dedb68c3b5e9ddf938a5c957bd0a6c2a"/>
+    <w:bookmarkEnd w:id="82"/>
+    <w:bookmarkStart w:id="85" w:name="Xbbc37b1dedb68c3b5e9ddf938a5c957bd0a6c2a"/>
     <w:p>
       <w:pPr>
         <w:pStyle w:val="Heading2"/>
@@ -25265,7 +25943,7 @@
         <w:t xml:space="preserve">13. Open decisions &amp; cross-doc contracts</w:t>
       </w:r>
     </w:p>
-    <w:bookmarkStart w:id="62" w:name="X9d038107c2d55200ac1c38b93eacfdd4b2f1ce5"/>
+    <w:bookmarkStart w:id="83" w:name="X9d038107c2d55200ac1c38b93eacfdd4b2f1ce5"/>
     <w:p>
       <w:pPr>
         <w:pStyle w:val="Heading3"/>
@@ -25672,8 +26350,8 @@
         </w:tc>
       </w:tr>
     </w:tbl>
-    <w:bookmarkEnd w:id="62"/>
-    <w:bookmarkStart w:id="63" w:name="X773eb17d61c05e52c521128c1bbdae850cb7972"/>
+    <w:bookmarkEnd w:id="83"/>
+    <w:bookmarkStart w:id="84" w:name="X773eb17d61c05e52c521128c1bbdae850cb7972"/>
     <w:p>
       <w:pPr>
         <w:pStyle w:val="Heading3"/>
@@ -26181,9 +26859,9 @@
         </w:pict>
       </w:r>
     </w:p>
-    <w:bookmarkEnd w:id="63"/>
-    <w:bookmarkEnd w:id="64"/>
-    <w:bookmarkStart w:id="65" w:name="sources-verified"/>
+    <w:bookmarkEnd w:id="84"/>
+    <w:bookmarkEnd w:id="85"/>
+    <w:bookmarkStart w:id="86" w:name="sources-verified"/>
     <w:p>
       <w:pPr>
         <w:pStyle w:val="Heading2"/>
@@ -26197,7 +26875,7 @@
         <w:pStyle w:val="Compact"/>
         <w:numPr>
           <w:ilvl w:val="0"/>
-          <w:numId w:val="1009"/>
+          <w:numId w:val="1010"/>
         </w:numPr>
       </w:pPr>
       <w:r>
@@ -26239,7 +26917,7 @@
         <w:pStyle w:val="Compact"/>
         <w:numPr>
           <w:ilvl w:val="0"/>
-          <w:numId w:val="1009"/>
+          <w:numId w:val="1010"/>
         </w:numPr>
       </w:pPr>
       <w:r>
@@ -26287,7 +26965,7 @@
         <w:pStyle w:val="Compact"/>
         <w:numPr>
           <w:ilvl w:val="0"/>
-          <w:numId w:val="1009"/>
+          <w:numId w:val="1010"/>
         </w:numPr>
       </w:pPr>
       <w:r>
@@ -26329,7 +27007,7 @@
         <w:pStyle w:val="Compact"/>
         <w:numPr>
           <w:ilvl w:val="0"/>
-          <w:numId w:val="1009"/>
+          <w:numId w:val="1010"/>
         </w:numPr>
       </w:pPr>
       <w:r>
@@ -26377,7 +27055,7 @@
         <w:pStyle w:val="Compact"/>
         <w:numPr>
           <w:ilvl w:val="0"/>
-          <w:numId w:val="1009"/>
+          <w:numId w:val="1010"/>
         </w:numPr>
       </w:pPr>
       <w:r>
@@ -26485,7 +27163,7 @@
         <w:pStyle w:val="Compact"/>
         <w:numPr>
           <w:ilvl w:val="0"/>
-          <w:numId w:val="1009"/>
+          <w:numId w:val="1010"/>
         </w:numPr>
       </w:pPr>
       <w:r>
@@ -27010,8 +27688,8 @@
         <w:t xml:space="preserve">not.</w:t>
       </w:r>
     </w:p>
-    <w:bookmarkEnd w:id="65"/>
-    <w:bookmarkEnd w:id="66"/>
+    <w:bookmarkEnd w:id="86"/>
+    <w:bookmarkEnd w:id="87"/>
     <w:sectPr>
       <w:footnotePr>
         <w:numRestart w:val="eachSect"/>
@@ -27362,9 +28040,39 @@
     <w:abstractNumId w:val="991"/>
   </w:num>
   <w:num w:numId="1008">
+    <w:abstractNumId w:val="99411"/>
+    <w:lvlOverride w:ilvl="0">
+      <w:startOverride w:val="1"/>
+    </w:lvlOverride>
+    <w:lvlOverride w:ilvl="1">
+      <w:startOverride w:val="1"/>
+    </w:lvlOverride>
+    <w:lvlOverride w:ilvl="2">
+      <w:startOverride w:val="1"/>
+    </w:lvlOverride>
+    <w:lvlOverride w:ilvl="3">
+      <w:startOverride w:val="1"/>
+    </w:lvlOverride>
+    <w:lvlOverride w:ilvl="4">
+      <w:startOverride w:val="1"/>
+    </w:lvlOverride>
+    <w:lvlOverride w:ilvl="5">
+      <w:startOverride w:val="1"/>
+    </w:lvlOverride>
+    <w:lvlOverride w:ilvl="6">
+      <w:startOverride w:val="1"/>
+    </w:lvlOverride>
+    <w:lvlOverride w:ilvl="7">
+      <w:startOverride w:val="1"/>
+    </w:lvlOverride>
+    <w:lvlOverride w:ilvl="8">
+      <w:startOverride w:val="1"/>
+    </w:lvlOverride>
+  </w:num>
+  <w:num w:numId="1009">
     <w:abstractNumId w:val="991"/>
   </w:num>
-  <w:num w:numId="1009">
+  <w:num w:numId="1010">
     <w:abstractNumId w:val="991"/>
   </w:num>
 </w:numbering>
